--- a/src/main/resources/doc/templete.docx
+++ b/src/main/resources/doc/templete.docx
@@ -55,25 +55,9 @@
                 <w:vertAlign w:val="baseline"/>
                 <w:lang w:val="en-US" w:eastAsia="zh-CN"/>
               </w:rPr>
-              <w:t>{{</w:t>
+              <w:t>{{orderName</w:t>
             </w:r>
             <w:bookmarkStart w:id="0" w:name="_GoBack"/>
-            <w:r>
-              <w:rPr>
-                <w:rFonts w:hint="default"/>
-                <w:vertAlign w:val="baseline"/>
-                <w:lang w:val="en-US" w:eastAsia="zh-CN"/>
-              </w:rPr>
-              <w:t>order</w:t>
-            </w:r>
-            <w:r>
-              <w:rPr>
-                <w:rFonts w:hint="eastAsia"/>
-                <w:vertAlign w:val="baseline"/>
-                <w:lang w:val="en-US" w:eastAsia="zh-CN"/>
-              </w:rPr>
-              <w:t>Name</w:t>
-            </w:r>
             <w:bookmarkEnd w:id="0"/>
             <w:r>
               <w:rPr>
@@ -113,23 +97,7 @@
                 <w:vertAlign w:val="baseline"/>
                 <w:lang w:val="en-US" w:eastAsia="zh-CN"/>
               </w:rPr>
-              <w:t>报告归属  承德市呼叫中心        工单编号  {{</w:t>
-            </w:r>
-            <w:r>
-              <w:rPr>
-                <w:rFonts w:hint="default"/>
-                <w:vertAlign w:val="baseline"/>
-                <w:lang w:val="en-US" w:eastAsia="zh-CN"/>
-              </w:rPr>
-              <w:t>orderNo</w:t>
-            </w:r>
-            <w:r>
-              <w:rPr>
-                <w:rFonts w:hint="eastAsia"/>
-                <w:vertAlign w:val="baseline"/>
-                <w:lang w:val="en-US" w:eastAsia="zh-CN"/>
-              </w:rPr>
-              <w:t>}}     工单创建日期 {{createTime}}</w:t>
+              <w:t>报告归属  承德市呼叫中心        工单编号  {{orderNo}}     工单创建日期 {{createTime}}</w:t>
             </w:r>
           </w:p>
         </w:tc>
@@ -301,29 +269,15 @@
                 <w:vertAlign w:val="baseline"/>
                 <w:lang w:val="en-US" w:eastAsia="zh-CN" w:bidi="ar-SA"/>
               </w:rPr>
-              <w:t>电梯维保单位    {{</w:t>
-            </w:r>
-            <w:r>
-              <w:rPr>
-                <w:rFonts w:hint="default" w:ascii="Calibri" w:hAnsi="Calibri" w:eastAsia="宋体" w:cs="Times New Roman"/>
-                <w:kern w:val="2"/>
-                <w:sz w:val="21"/>
-                <w:szCs w:val="24"/>
-                <w:vertAlign w:val="baseline"/>
-                <w:lang w:val="en-US" w:eastAsia="zh-CN" w:bidi="ar-SA"/>
-              </w:rPr>
-              <w:t>maintenanceUnitName</w:t>
-            </w:r>
-            <w:r>
-              <w:rPr>
-                <w:rFonts w:hint="eastAsia" w:ascii="Calibri" w:hAnsi="Calibri" w:eastAsia="宋体" w:cs="Times New Roman"/>
-                <w:kern w:val="2"/>
-                <w:sz w:val="21"/>
-                <w:szCs w:val="24"/>
-                <w:vertAlign w:val="baseline"/>
-                <w:lang w:val="en-US" w:eastAsia="zh-CN" w:bidi="ar-SA"/>
-              </w:rPr>
-              <w:t>}}</w:t>
+              <w:t xml:space="preserve">电梯维保单位    </w:t>
+            </w:r>
+            <w:r>
+              <w:rPr>
+                <w:rFonts w:hint="eastAsia"/>
+                <w:vertAlign w:val="baseline"/>
+                <w:lang w:val="en-US" w:eastAsia="zh-CN"/>
+              </w:rPr>
+              <w:t>{{usingUnitPhone}}</w:t>
             </w:r>
           </w:p>
         </w:tc>
@@ -347,51 +301,7 @@
                 <w:vertAlign w:val="baseline"/>
                 <w:lang w:val="en-US" w:eastAsia="zh-CN"/>
               </w:rPr>
-              <w:t xml:space="preserve">  电梯维保单位电话    </w:t>
-            </w:r>
-            <w:r>
-              <w:rPr>
-                <w:rFonts w:hint="eastAsia" w:ascii="Calibri" w:hAnsi="Calibri" w:eastAsia="宋体" w:cs="Times New Roman"/>
-                <w:kern w:val="2"/>
-                <w:sz w:val="21"/>
-                <w:szCs w:val="24"/>
-                <w:vertAlign w:val="baseline"/>
-                <w:lang w:val="en-US" w:eastAsia="zh-CN" w:bidi="ar-SA"/>
-              </w:rPr>
-              <w:t>{{</w:t>
-            </w:r>
-            <w:r>
-              <w:rPr>
-                <w:rFonts w:hint="default" w:ascii="Calibri" w:hAnsi="Calibri" w:eastAsia="宋体" w:cs="Times New Roman"/>
-                <w:kern w:val="2"/>
-                <w:sz w:val="21"/>
-                <w:szCs w:val="24"/>
-                <w:vertAlign w:val="baseline"/>
-                <w:lang w:val="en-US" w:eastAsia="zh-CN" w:bidi="ar-SA"/>
-              </w:rPr>
-              <w:t>maintenanceUnit</w:t>
-            </w:r>
-            <w:r>
-              <w:rPr>
-                <w:rFonts w:hint="eastAsia" w:cs="Times New Roman"/>
-                <w:kern w:val="2"/>
-                <w:sz w:val="21"/>
-                <w:szCs w:val="24"/>
-                <w:vertAlign w:val="baseline"/>
-                <w:lang w:val="en-US" w:eastAsia="zh-CN" w:bidi="ar-SA"/>
-              </w:rPr>
-              <w:t>Phone</w:t>
-            </w:r>
-            <w:r>
-              <w:rPr>
-                <w:rFonts w:hint="eastAsia" w:ascii="Calibri" w:hAnsi="Calibri" w:eastAsia="宋体" w:cs="Times New Roman"/>
-                <w:kern w:val="2"/>
-                <w:sz w:val="21"/>
-                <w:szCs w:val="24"/>
-                <w:vertAlign w:val="baseline"/>
-                <w:lang w:val="en-US" w:eastAsia="zh-CN" w:bidi="ar-SA"/>
-              </w:rPr>
-              <w:t>}}</w:t>
+              <w:t xml:space="preserve">  电梯维保单位电话    {{usingUnitPhone}}</w:t>
             </w:r>
           </w:p>
         </w:tc>
@@ -434,29 +344,15 @@
                 <w:vertAlign w:val="baseline"/>
                 <w:lang w:val="en-US" w:eastAsia="zh-CN" w:bidi="ar-SA"/>
               </w:rPr>
-              <w:t>电梯安装地址       {{</w:t>
-            </w:r>
-            <w:r>
-              <w:rPr>
-                <w:rFonts w:hint="default" w:ascii="Calibri" w:hAnsi="Calibri" w:eastAsia="宋体" w:cs="Times New Roman"/>
-                <w:kern w:val="2"/>
-                <w:sz w:val="21"/>
-                <w:szCs w:val="24"/>
-                <w:vertAlign w:val="baseline"/>
-                <w:lang w:val="en-US" w:eastAsia="zh-CN" w:bidi="ar-SA"/>
-              </w:rPr>
-              <w:t>elevatorAddress</w:t>
-            </w:r>
-            <w:r>
-              <w:rPr>
-                <w:rFonts w:hint="eastAsia" w:ascii="Calibri" w:hAnsi="Calibri" w:eastAsia="宋体" w:cs="Times New Roman"/>
-                <w:kern w:val="2"/>
-                <w:sz w:val="21"/>
-                <w:szCs w:val="24"/>
-                <w:vertAlign w:val="baseline"/>
-                <w:lang w:val="en-US" w:eastAsia="zh-CN" w:bidi="ar-SA"/>
-              </w:rPr>
-              <w:t>}}</w:t>
+              <w:t xml:space="preserve">电梯安装地址       </w:t>
+            </w:r>
+            <w:r>
+              <w:rPr>
+                <w:rFonts w:hint="eastAsia"/>
+                <w:vertAlign w:val="baseline"/>
+                <w:lang w:val="en-US" w:eastAsia="zh-CN"/>
+              </w:rPr>
+              <w:t>{{usingUnitPhone}}</w:t>
             </w:r>
           </w:p>
         </w:tc>
@@ -1080,6 +976,9 @@
         </w:tc>
       </w:tr>
       <w:tr>
+        <w:trPr>
+          <w:trHeight w:val="216" w:hRule="atLeast"/>
+        </w:trPr>
         <w:tc>
           <w:tcPr>
             <w:tcW w:w="5037" w:type="dxa"/>

--- a/src/main/resources/doc/templete.docx
+++ b/src/main/resources/doc/templete.docx
@@ -55,17 +55,23 @@
                 <w:vertAlign w:val="baseline"/>
                 <w:lang w:val="en-US" w:eastAsia="zh-CN"/>
               </w:rPr>
-              <w:t>{{orderName</w:t>
-            </w:r>
-            <w:bookmarkStart w:id="0" w:name="_GoBack"/>
-            <w:bookmarkEnd w:id="0"/>
-            <w:r>
-              <w:rPr>
-                <w:rFonts w:hint="eastAsia"/>
-                <w:vertAlign w:val="baseline"/>
-                <w:lang w:val="en-US" w:eastAsia="zh-CN"/>
-              </w:rPr>
-              <w:t>}}处置工单</w:t>
+              <w:t>{{</w:t>
+            </w:r>
+            <w:r>
+              <w:rPr>
+                <w:rFonts w:hint="default"/>
+                <w:vertAlign w:val="baseline"/>
+                <w:lang w:val="en-US" w:eastAsia="zh-CN"/>
+              </w:rPr>
+              <w:t>order</w:t>
+            </w:r>
+            <w:r>
+              <w:rPr>
+                <w:rFonts w:hint="eastAsia"/>
+                <w:vertAlign w:val="baseline"/>
+                <w:lang w:val="en-US" w:eastAsia="zh-CN"/>
+              </w:rPr>
+              <w:t>Name}}处置工单</w:t>
             </w:r>
           </w:p>
           <w:p>
@@ -269,15 +275,29 @@
                 <w:vertAlign w:val="baseline"/>
                 <w:lang w:val="en-US" w:eastAsia="zh-CN" w:bidi="ar-SA"/>
               </w:rPr>
-              <w:t xml:space="preserve">电梯维保单位    </w:t>
-            </w:r>
-            <w:r>
-              <w:rPr>
-                <w:rFonts w:hint="eastAsia"/>
-                <w:vertAlign w:val="baseline"/>
-                <w:lang w:val="en-US" w:eastAsia="zh-CN"/>
-              </w:rPr>
-              <w:t>{{usingUnitPhone}}</w:t>
+              <w:t>电梯维保单位    {{</w:t>
+            </w:r>
+            <w:r>
+              <w:rPr>
+                <w:rFonts w:hint="default" w:ascii="Calibri" w:hAnsi="Calibri" w:eastAsia="宋体" w:cs="Times New Roman"/>
+                <w:kern w:val="2"/>
+                <w:sz w:val="21"/>
+                <w:szCs w:val="24"/>
+                <w:vertAlign w:val="baseline"/>
+                <w:lang w:val="en-US" w:eastAsia="zh-CN" w:bidi="ar-SA"/>
+              </w:rPr>
+              <w:t>maintenanceUnitName</w:t>
+            </w:r>
+            <w:r>
+              <w:rPr>
+                <w:rFonts w:hint="eastAsia" w:ascii="Calibri" w:hAnsi="Calibri" w:eastAsia="宋体" w:cs="Times New Roman"/>
+                <w:kern w:val="2"/>
+                <w:sz w:val="21"/>
+                <w:szCs w:val="24"/>
+                <w:vertAlign w:val="baseline"/>
+                <w:lang w:val="en-US" w:eastAsia="zh-CN" w:bidi="ar-SA"/>
+              </w:rPr>
+              <w:t>}}</w:t>
             </w:r>
           </w:p>
         </w:tc>
@@ -301,7 +321,51 @@
                 <w:vertAlign w:val="baseline"/>
                 <w:lang w:val="en-US" w:eastAsia="zh-CN"/>
               </w:rPr>
-              <w:t xml:space="preserve">  电梯维保单位电话    {{usingUnitPhone}}</w:t>
+              <w:t xml:space="preserve">  电梯维保单位电话    </w:t>
+            </w:r>
+            <w:r>
+              <w:rPr>
+                <w:rFonts w:hint="eastAsia" w:ascii="Calibri" w:hAnsi="Calibri" w:eastAsia="宋体" w:cs="Times New Roman"/>
+                <w:kern w:val="2"/>
+                <w:sz w:val="21"/>
+                <w:szCs w:val="24"/>
+                <w:vertAlign w:val="baseline"/>
+                <w:lang w:val="en-US" w:eastAsia="zh-CN" w:bidi="ar-SA"/>
+              </w:rPr>
+              <w:t>{{</w:t>
+            </w:r>
+            <w:r>
+              <w:rPr>
+                <w:rFonts w:hint="default" w:ascii="Calibri" w:hAnsi="Calibri" w:eastAsia="宋体" w:cs="Times New Roman"/>
+                <w:kern w:val="2"/>
+                <w:sz w:val="21"/>
+                <w:szCs w:val="24"/>
+                <w:vertAlign w:val="baseline"/>
+                <w:lang w:val="en-US" w:eastAsia="zh-CN" w:bidi="ar-SA"/>
+              </w:rPr>
+              <w:t>maintenanceUnit</w:t>
+            </w:r>
+            <w:r>
+              <w:rPr>
+                <w:rFonts w:hint="eastAsia" w:cs="Times New Roman"/>
+                <w:kern w:val="2"/>
+                <w:sz w:val="21"/>
+                <w:szCs w:val="24"/>
+                <w:vertAlign w:val="baseline"/>
+                <w:lang w:val="en-US" w:eastAsia="zh-CN" w:bidi="ar-SA"/>
+              </w:rPr>
+              <w:t>Phone</w:t>
+            </w:r>
+            <w:r>
+              <w:rPr>
+                <w:rFonts w:hint="eastAsia" w:ascii="Calibri" w:hAnsi="Calibri" w:eastAsia="宋体" w:cs="Times New Roman"/>
+                <w:kern w:val="2"/>
+                <w:sz w:val="21"/>
+                <w:szCs w:val="24"/>
+                <w:vertAlign w:val="baseline"/>
+                <w:lang w:val="en-US" w:eastAsia="zh-CN" w:bidi="ar-SA"/>
+              </w:rPr>
+              <w:t>}}</w:t>
             </w:r>
           </w:p>
         </w:tc>
@@ -346,14 +410,41 @@
               </w:rPr>
               <w:t xml:space="preserve">电梯安装地址       </w:t>
             </w:r>
-            <w:r>
-              <w:rPr>
-                <w:rFonts w:hint="eastAsia"/>
-                <w:vertAlign w:val="baseline"/>
-                <w:lang w:val="en-US" w:eastAsia="zh-CN"/>
-              </w:rPr>
-              <w:t>{{usingUnitPhone}}</w:t>
-            </w:r>
+            <w:bookmarkStart w:id="0" w:name="_GoBack"/>
+            <w:r>
+              <w:rPr>
+                <w:rFonts w:hint="eastAsia" w:ascii="Calibri" w:hAnsi="Calibri" w:eastAsia="宋体" w:cs="Times New Roman"/>
+                <w:kern w:val="2"/>
+                <w:sz w:val="21"/>
+                <w:szCs w:val="24"/>
+                <w:vertAlign w:val="baseline"/>
+                <w:lang w:val="en-US" w:eastAsia="zh-CN" w:bidi="ar-SA"/>
+              </w:rPr>
+              <w:t>{{</w:t>
+            </w:r>
+            <w:r>
+              <w:rPr>
+                <w:rFonts w:hint="default" w:ascii="Calibri" w:hAnsi="Calibri" w:eastAsia="宋体" w:cs="Times New Roman"/>
+                <w:kern w:val="2"/>
+                <w:sz w:val="21"/>
+                <w:szCs w:val="24"/>
+                <w:vertAlign w:val="baseline"/>
+                <w:lang w:val="en-US" w:eastAsia="zh-CN" w:bidi="ar-SA"/>
+              </w:rPr>
+              <w:t>elevatorAddress</w:t>
+            </w:r>
+            <w:r>
+              <w:rPr>
+                <w:rFonts w:hint="eastAsia" w:ascii="Calibri" w:hAnsi="Calibri" w:eastAsia="宋体" w:cs="Times New Roman"/>
+                <w:kern w:val="2"/>
+                <w:sz w:val="21"/>
+                <w:szCs w:val="24"/>
+                <w:vertAlign w:val="baseline"/>
+                <w:lang w:val="en-US" w:eastAsia="zh-CN" w:bidi="ar-SA"/>
+              </w:rPr>
+              <w:t>}}</w:t>
+            </w:r>
+            <w:bookmarkEnd w:id="0"/>
           </w:p>
         </w:tc>
       </w:tr>
